--- a/output/doc/Reminiscence_프로젝트_확정_기획안.docx
+++ b/output/doc/Reminiscence_프로젝트_확정_기획안.docx
@@ -68,7 +68,7 @@
           <w:color w:val="4B4B4B"/>
           <w:sz w:val="20"/>
         </w:rPr>
-        <w:t>치매 어르신을 위한 개인화 루틴 및 회상 대화 기반 스마트 케어 액자</w:t>
+        <w:t>치매 예방과 보호자 이상 징후 알림을 위한 회상 대화·루틴 기반 스마트 케어 액자</w:t>
       </w:r>
     </w:p>
     <w:p>
@@ -92,7 +92,7 @@
           <w:color w:val="858585"/>
           <w:sz w:val="15"/>
         </w:rPr>
-        <w:t>VERSION 1.1  /  2026-07-26</w:t>
+        <w:t>VERSION 1.2  /  2026-07-26</w:t>
       </w:r>
     </w:p>
     <w:p>
@@ -1113,238 +1113,6 @@
                 <w:color w:val="111111"/>
                 <w:sz w:val="17"/>
               </w:rPr>
-              <w:t>BRANCH INTEGRATION</w:t>
-            </w:r>
-          </w:p>
-          <w:p>
-            <w:pPr>
-              <w:spacing w:after="0"/>
-            </w:pPr>
-            <w:r>
-              <w:rPr>
-                <w:rFonts w:ascii="AppleGothic" w:hAnsi="AppleGothic" w:eastAsia="AppleGothic"/>
-                <w:color w:val="4B4B4B"/>
-                <w:sz w:val="16"/>
-              </w:rPr>
-              <w:t>기존 브랜치 반영 계획</w:t>
-            </w:r>
-          </w:p>
-        </w:tc>
-        <w:tc>
-          <w:tcPr>
-            <w:tcW w:type="dxa" w:w="680"/>
-            <w:tcBorders>
-              <w:top w:val="nil" w:color="FFFFFF"/>
-              <w:bottom w:val="nil" w:color="FFFFFF"/>
-              <w:start w:val="nil" w:color="FFFFFF"/>
-              <w:end w:val="nil" w:color="FFFFFF"/>
-              <w:insideH w:val="nil" w:color="FFFFFF"/>
-              <w:insideV w:val="nil" w:color="FFFFFF"/>
-            </w:tcBorders>
-            <w:tcMar>
-              <w:top w:w="60" w:type="dxa"/>
-              <w:start w:w="30" w:type="dxa"/>
-              <w:bottom w:w="60" w:type="dxa"/>
-              <w:end w:w="30" w:type="dxa"/>
-            </w:tcMar>
-            <w:vAlign w:val="center"/>
-          </w:tcPr>
-          <w:p>
-            <w:pPr>
-              <w:spacing w:after="0"/>
-              <w:jc w:val="right"/>
-            </w:pPr>
-            <w:r>
-              <w:rPr>
-                <w:rFonts w:ascii="AppleGothic" w:hAnsi="AppleGothic" w:eastAsia="AppleGothic"/>
-                <w:color w:val="858585"/>
-                <w:sz w:val="16"/>
-              </w:rPr>
-              <w:t>13</w:t>
-            </w:r>
-          </w:p>
-        </w:tc>
-      </w:tr>
-      <w:tr>
-        <w:tc>
-          <w:tcPr>
-            <w:tcW w:type="dxa" w:w="794"/>
-            <w:tcBorders>
-              <w:top w:val="nil" w:color="FFFFFF"/>
-              <w:bottom w:val="nil" w:color="FFFFFF"/>
-              <w:start w:val="nil" w:color="FFFFFF"/>
-              <w:end w:val="nil" w:color="FFFFFF"/>
-              <w:insideH w:val="nil" w:color="FFFFFF"/>
-              <w:insideV w:val="nil" w:color="FFFFFF"/>
-            </w:tcBorders>
-            <w:tcMar>
-              <w:top w:w="60" w:type="dxa"/>
-              <w:start w:w="30" w:type="dxa"/>
-              <w:bottom w:w="60" w:type="dxa"/>
-              <w:end w:w="30" w:type="dxa"/>
-            </w:tcMar>
-            <w:vAlign w:val="center"/>
-          </w:tcPr>
-          <w:p>
-            <w:pPr>
-              <w:spacing w:after="0"/>
-            </w:pPr>
-            <w:r>
-              <w:rPr>
-                <w:rFonts w:ascii="AppleGothic" w:hAnsi="AppleGothic" w:eastAsia="AppleGothic"/>
-                <w:color w:val="858585"/>
-                <w:sz w:val="16"/>
-              </w:rPr>
-              <w:t>10</w:t>
-            </w:r>
-          </w:p>
-        </w:tc>
-        <w:tc>
-          <w:tcPr>
-            <w:tcW w:type="dxa" w:w="6293"/>
-            <w:tcBorders>
-              <w:top w:val="nil" w:color="FFFFFF"/>
-              <w:bottom w:val="nil" w:color="FFFFFF"/>
-              <w:start w:val="nil" w:color="FFFFFF"/>
-              <w:end w:val="nil" w:color="FFFFFF"/>
-              <w:insideH w:val="nil" w:color="FFFFFF"/>
-              <w:insideV w:val="nil" w:color="FFFFFF"/>
-            </w:tcBorders>
-            <w:tcMar>
-              <w:top w:w="60" w:type="dxa"/>
-              <w:start w:w="30" w:type="dxa"/>
-              <w:bottom w:w="60" w:type="dxa"/>
-              <w:end w:w="30" w:type="dxa"/>
-            </w:tcMar>
-            <w:vAlign w:val="center"/>
-          </w:tcPr>
-          <w:p>
-            <w:pPr>
-              <w:spacing w:after="20"/>
-            </w:pPr>
-            <w:r>
-              <w:rPr>
-                <w:rFonts w:ascii="AppleGothic" w:hAnsi="AppleGothic" w:eastAsia="AppleGothic"/>
-                <w:b/>
-                <w:color w:val="111111"/>
-                <w:sz w:val="17"/>
-              </w:rPr>
-              <w:t>IMPLEMENTATION AND COMPLETION</w:t>
-            </w:r>
-          </w:p>
-          <w:p>
-            <w:pPr>
-              <w:spacing w:after="0"/>
-            </w:pPr>
-            <w:r>
-              <w:rPr>
-                <w:rFonts w:ascii="AppleGothic" w:hAnsi="AppleGothic" w:eastAsia="AppleGothic"/>
-                <w:color w:val="4B4B4B"/>
-                <w:sz w:val="16"/>
-              </w:rPr>
-              <w:t>구현 단계와 완료 기준</w:t>
-            </w:r>
-          </w:p>
-        </w:tc>
-        <w:tc>
-          <w:tcPr>
-            <w:tcW w:type="dxa" w:w="680"/>
-            <w:tcBorders>
-              <w:top w:val="nil" w:color="FFFFFF"/>
-              <w:bottom w:val="nil" w:color="FFFFFF"/>
-              <w:start w:val="nil" w:color="FFFFFF"/>
-              <w:end w:val="nil" w:color="FFFFFF"/>
-              <w:insideH w:val="nil" w:color="FFFFFF"/>
-              <w:insideV w:val="nil" w:color="FFFFFF"/>
-            </w:tcBorders>
-            <w:tcMar>
-              <w:top w:w="60" w:type="dxa"/>
-              <w:start w:w="30" w:type="dxa"/>
-              <w:bottom w:w="60" w:type="dxa"/>
-              <w:end w:w="30" w:type="dxa"/>
-            </w:tcMar>
-            <w:vAlign w:val="center"/>
-          </w:tcPr>
-          <w:p>
-            <w:pPr>
-              <w:spacing w:after="0"/>
-              <w:jc w:val="right"/>
-            </w:pPr>
-            <w:r>
-              <w:rPr>
-                <w:rFonts w:ascii="AppleGothic" w:hAnsi="AppleGothic" w:eastAsia="AppleGothic"/>
-                <w:color w:val="858585"/>
-                <w:sz w:val="16"/>
-              </w:rPr>
-              <w:t>14</w:t>
-            </w:r>
-          </w:p>
-        </w:tc>
-      </w:tr>
-      <w:tr>
-        <w:tc>
-          <w:tcPr>
-            <w:tcW w:type="dxa" w:w="794"/>
-            <w:tcBorders>
-              <w:top w:val="nil" w:color="FFFFFF"/>
-              <w:bottom w:val="nil" w:color="FFFFFF"/>
-              <w:start w:val="nil" w:color="FFFFFF"/>
-              <w:end w:val="nil" w:color="FFFFFF"/>
-              <w:insideH w:val="nil" w:color="FFFFFF"/>
-              <w:insideV w:val="nil" w:color="FFFFFF"/>
-            </w:tcBorders>
-            <w:tcMar>
-              <w:top w:w="60" w:type="dxa"/>
-              <w:start w:w="30" w:type="dxa"/>
-              <w:bottom w:w="60" w:type="dxa"/>
-              <w:end w:w="30" w:type="dxa"/>
-            </w:tcMar>
-            <w:vAlign w:val="center"/>
-          </w:tcPr>
-          <w:p>
-            <w:pPr>
-              <w:spacing w:after="0"/>
-            </w:pPr>
-            <w:r>
-              <w:rPr>
-                <w:rFonts w:ascii="AppleGothic" w:hAnsi="AppleGothic" w:eastAsia="AppleGothic"/>
-                <w:color w:val="858585"/>
-                <w:sz w:val="16"/>
-              </w:rPr>
-              <w:t>11</w:t>
-            </w:r>
-          </w:p>
-        </w:tc>
-        <w:tc>
-          <w:tcPr>
-            <w:tcW w:type="dxa" w:w="6293"/>
-            <w:tcBorders>
-              <w:top w:val="nil" w:color="FFFFFF"/>
-              <w:bottom w:val="nil" w:color="FFFFFF"/>
-              <w:start w:val="nil" w:color="FFFFFF"/>
-              <w:end w:val="nil" w:color="FFFFFF"/>
-              <w:insideH w:val="nil" w:color="FFFFFF"/>
-              <w:insideV w:val="nil" w:color="FFFFFF"/>
-            </w:tcBorders>
-            <w:tcMar>
-              <w:top w:w="60" w:type="dxa"/>
-              <w:start w:w="30" w:type="dxa"/>
-              <w:bottom w:w="60" w:type="dxa"/>
-              <w:end w:w="30" w:type="dxa"/>
-            </w:tcMar>
-            <w:vAlign w:val="center"/>
-          </w:tcPr>
-          <w:p>
-            <w:pPr>
-              <w:spacing w:after="20"/>
-            </w:pPr>
-            <w:r>
-              <w:rPr>
-                <w:rFonts w:ascii="AppleGothic" w:hAnsi="AppleGothic" w:eastAsia="AppleGothic"/>
-                <w:b/>
-                <w:color w:val="111111"/>
-                <w:sz w:val="17"/>
-              </w:rPr>
               <w:t>EDUCATIONAL VALUE</w:t>
             </w:r>
           </w:p>
@@ -1392,7 +1160,7 @@
                 <w:color w:val="858585"/>
                 <w:sz w:val="16"/>
               </w:rPr>
-              <w:t>15</w:t>
+              <w:t>13</w:t>
             </w:r>
           </w:p>
         </w:tc>
@@ -1508,7 +1276,7 @@
                 <w:color w:val="858585"/>
                 <w:sz w:val="16"/>
               </w:rPr>
-              <w:t>16</w:t>
+              <w:t>14</w:t>
             </w:r>
           </w:p>
         </w:tc>
@@ -1572,7 +1340,7 @@
           <w:color w:val="4B4B4B"/>
           <w:sz w:val="22"/>
         </w:rPr>
-        <w:t>Reminiscence는 가족사진 액자 형태의 기기에서 식사와 약 복용 루틴을 안내하고, 버튼 기록과 회상 대화 지표를 개인 기준선과 비교해 생활 패턴의 이상을 탐지하는 교육용 스마트 케어 프로젝트다.</w:t>
+        <w:t>Reminiscence는 가족사진을 활용한 회상 대화로 어르신의 기억 회상과 정서적·인지적 자극을 꾸준히 지원해 치매 예방을 돕고, 루틴과 대화 패턴의 이상 징후를 빠르게 보호자에게 알리는 스마트 케어 프로젝트다.</w:t>
       </w:r>
     </w:p>
     <w:p>
@@ -1614,7 +1382,7 @@
           <w:color w:val="111111"/>
           <w:sz w:val="20"/>
         </w:rPr>
-        <w:t>프로젝트의 핵심은 상태 머신으로 개별 루틴의 진행을 정확히 관리하고, 누적된 루틴 행동과 회상 대화의 변화를 개인별 이상 탐지 모델로 평가하는 데 있다. 회상 대화는 정서적 상호작용을 제공하는 동시에 사용자 턴 수, 글자 수, 턴 지속시간처럼 직접 관찰 가능한 수치를 생성한다.</w:t>
+        <w:t>프로젝트의 핵심은 가족사진과 관련 정보를 바탕으로 지속적인 회상 대화를 제공하고, 상태 머신으로 루틴을 관리하는 데 있다. 회상 대화는 기억을 자연스럽게 떠올리는 정서적·인지적 자극을 제공하며 사용자 턴 수, 글자 수, 턴 지속시간을 생성한다. 누적된 루틴 행동과 대화 변화는 개인별 이상 탐지 모델로 평가한다.</w:t>
       </w:r>
     </w:p>
     <w:p>
@@ -1642,7 +1410,7 @@
           <w:color w:val="111111"/>
           <w:sz w:val="20"/>
         </w:rPr>
-        <w:t>일반적인 알림은 정해진 시각에 정보를 전달하는 데 그치기 때문에 실제 수행 여부를 알기 어렵다. 반대로 한 번의 미응답을 곧바로 이상으로 처리하면 보호자에게 불필요한 알림이 반복될 수 있다. Reminiscence는 개별 미응답을 관찰값으로 저장하고, 같은 사람의 평소 패턴에서 충분히 벗어난 변화가 반복될 때만 설명 가능한 이상으로 전달한다.</w:t>
+        <w:t>익숙한 기억을 반복해서 떠올리는 회상 대화는 정서적 안정과 인지 자극을 제공하지만, 생활 속에서 꾸준히 참여할 장치가 필요하다. 일반적인 알림만으로는 실제 루틴 수행 여부나 생활 패턴 변화를 보호자가 빠르게 알기 어렵다. Reminiscence는 회상 활동과 루틴을 함께 기록하고, 평소 패턴에서 충분히 벗어난 변화가 반복될 때 그 이유를 보호자에게 전달한다.</w:t>
       </w:r>
     </w:p>
     <w:p>
@@ -1670,7 +1438,7 @@
           <w:color w:val="111111"/>
           <w:sz w:val="20"/>
         </w:rPr>
-        <w:t>최종 목표는 식사와 약 복용 루틴을 정확한 시간 규칙으로 안내하고, 버튼 기록 여부를 CONFIRMED 또는 NOT_ANSWERED로 확정하며, 누적 루틴 지표와 회상 대화 지표에서 개인별 이상을 탐지해 그 이유를 보호자에게 이메일로 한 번 전달하는 것이다.</w:t>
+        <w:t>최종 목표는 가족사진 기반 회상 대화를 통해 어르신의 기억 회상과 정서적·인지적 자극을 지속적으로 지원해 치매 예방을 돕는 것이다. 동시에 식사와 약 복용 루틴 및 회상 대화 패턴에서 개인별 이상 징후를 빠르게 탐지하고, 보호자가 상황을 조기에 확인할 수 있도록 그 이유를 이메일로 전달한다.</w:t>
       </w:r>
     </w:p>
     <w:p>
@@ -1698,7 +1466,7 @@
           <w:color w:val="111111"/>
           <w:sz w:val="20"/>
         </w:rPr>
-        <w:t>루틴 미응답이나 대화량 감소는 질병 악화 또는 건강 이상을 의미하지 않는다. 본 시스템은 의료 진단, 복약 판단, 응급 신고를 대신하지 않으며 보호자가 상태를 확인할 필요가 있는 관찰 신호만 제공한다.</w:t>
+        <w:t>회상 대화는 치매 예방을 돕는 정서적·인지적 활동이며 의학적 치료를 대신하지 않는다. 루틴 미응답과 대화량 감소만으로 건강 이상을 단정하지 않으며, 의료 진단·복약 판단·응급 신고 대신 보호자가 빠르게 확인할 관찰 신호만 제공한다.</w:t>
       </w:r>
     </w:p>
     <w:p>
@@ -1759,7 +1527,7 @@
           <w:color w:val="4B4B4B"/>
           <w:sz w:val="22"/>
         </w:rPr>
-        <w:t>MVP는 한 대의 기기에서 한 명의 어르신과 한 명의 보호자를 지원한다. 실서비스의 운영 복잡성보다 상태 전이와 개인별 이상 탐지의 재현성에 집중한다.</w:t>
+        <w:t>MVP는 한 대의 기기에서 한 명의 어르신과 한 명의 보호자를 지원한다. 회상 대화, 일상 루틴 안내, 개인별 이상 징후 알림을 하나의 흐름으로 제공한다.</w:t>
       </w:r>
     </w:p>
     <w:p>
@@ -1815,11 +1583,9 @@
       </w:r>
       <w:r>
         <w:rPr>
-          <w:rFonts w:ascii="AppleGothic" w:hAnsi="AppleGothic" w:eastAsia="AppleGothic"/>
-          <w:color w:val="111111"/>
-          <w:sz w:val="20"/>
+          <w:b w:val="0"/>
         </w:rPr>
-        <w:t>식사와 복약 루틴의 요일·시각·재알림 조건, 회상 대화 권유 시각을 설정하고 개인별 이상이 확정됐을 때 그 판단 근거가 담긴 이메일을 수신한다.</w:t>
+        <w:t>별도 웹앱에서 회상 대화에 사용할 사진과 인물·관계·사건 정보, 식사와 복약 루틴의 내용·요일·시각·재알림 조건을 입력해 JSON 파일을 생성한다. 개인별 이상이 확정되면 그 판단 근거가 담긴 이메일을 수신한다.</w:t>
       </w:r>
     </w:p>
     <w:p>
@@ -1847,7 +1613,7 @@
           <w:color w:val="111111"/>
           <w:sz w:val="20"/>
         </w:rPr>
-        <w:t>MVP에는 가족사진 기본 화면, 식사·약 복용 루틴, 버튼 기반 수행 기록, 재알림, 가족사진 기반 회상 대화, 턴 단위 음성 지표, SQLite 저장, 규칙 기반 콜드 스타트, 개인별 Isolation Forest, 이상 근거 이메일이 포함된다.</w:t>
+        <w:t>MVP에는 가족사진 기본 화면, 식사·약 복용 루틴, 버튼 기반 수행 기록, 재알림, 가족사진 기반 회상 대화, 턴 단위 음성 지표, JSON 파일 저장, 규칙 기반 콜드 스타트, 개인별 Isolation Forest, 이상 근거 이메일이 포함된다.</w:t>
       </w:r>
     </w:p>
     <w:p>
@@ -3011,7 +2777,7 @@
           <w:color w:val="111111"/>
           <w:sz w:val="20"/>
         </w:rPr>
-        <w:t>MVP에서는 초기 개인 기준선과 학습 모델을 프로젝트 기간 동안 유지하며 자동 재학습은 수행하지 않는다. 이는 점진적인 변화를 새로운 정상으로 자동 흡수하는 문제를 피하고 프로토타입의 재현성을 높이기 위한 선택이다.</w:t>
+        <w:t>MVP에서는 초기 개인 기준선과 학습 모델을 프로젝트 기간 동안 유지하며 자동 재학습은 수행하지 않는다. 분석 도중 기준이 자동으로 달라지지 않도록 고정해 점진적인 변화를 새로운 정상으로 흡수하는 문제를 막는다.</w:t>
       </w:r>
     </w:p>
     <w:p>
@@ -3189,34 +2955,6 @@
     </w:p>
     <w:p>
       <w:pPr>
-        <w:pStyle w:val="ReportLabel"/>
-      </w:pPr>
-      <w:r>
-        <w:rPr>
-          <w:rFonts w:ascii="AppleGothic" w:hAnsi="AppleGothic" w:eastAsia="AppleGothic"/>
-          <w:b/>
-          <w:color w:val="4B4B4B"/>
-          <w:sz w:val="16"/>
-        </w:rPr>
-        <w:t>REUSE OF BRANCH #11</w:t>
-      </w:r>
-    </w:p>
-    <w:p>
-      <w:pPr>
-        <w:keepLines w:val="0"/>
-        <w:jc w:val="both"/>
-      </w:pPr>
-      <w:r>
-        <w:rPr>
-          <w:rFonts w:ascii="AppleGothic" w:hAnsi="AppleGothic" w:eastAsia="AppleGothic"/>
-          <w:color w:val="111111"/>
-          <w:sz w:val="20"/>
-        </w:rPr>
-        <w:t>기존 #11 브랜치의 JSON 설정 로더, API password 검증, 시간대가 포함된 detected_at 검증, Gmail SMTP STARTTLS 전송 구조를 재사용한다. 자유문자 입력 대신 이상 탐지기가 생성한 근거를 본문에 전달하며, 기존 학생 표현은 어르신에게 맞는 중립적인 호칭으로 변경한다.</w:t>
-      </w:r>
-    </w:p>
-    <w:p>
-      <w:pPr>
         <w:pageBreakBefore/>
         <w:spacing w:before="480" w:after="200"/>
       </w:pPr>
@@ -3273,7 +3011,7 @@
           <w:color w:val="4B4B4B"/>
           <w:sz w:val="22"/>
         </w:rPr>
-        <w:t>Raspberry Pi 기기, FastAPI 백엔드, SQLite 저장소, 두 개의 개인별 이상 탐지 모델, Gmail SMTP 알림 모듈로 시스템을 구성한다.</w:t>
+        <w:t>Raspberry Pi 기기, FastAPI 백엔드, JSON 파일 저장소, 두 개의 개인별 이상 탐지 모델, Gmail SMTP 알림 모듈로 시스템을 구성한다.</w:t>
       </w:r>
     </w:p>
     <w:p>
@@ -3301,7 +3039,7 @@
           <w:color w:val="111111"/>
           <w:sz w:val="20"/>
         </w:rPr>
-        <w:t>Raspberry Pi는 디스플레이, 마이크, 스피커를 통해 가족사진 화면, 루틴 안내, 버튼 입력, 회상 대화를 제공한다. FastAPI 애플리케이션은 루틴 설정과 상태 전이, 대화 지표 수집, 개인 기준선 생성, 이상 평가 API를 담당한다. SQLite는 루틴 결과와 일일·세션 벡터, 개인 기준선을 저장한다. 이상이 확정되면 Gmail SMTP 모듈이 설명 이메일을 전송한다.</w:t>
+        <w:t>Raspberry Pi는 디스플레이, 마이크, 스피커를 통해 가족사진 화면, 루틴 안내, 버튼 입력, 회상 대화를 제공한다. FastAPI 애플리케이션은 서버 파일 영역의 JSON을 읽어 사진과 회상 정보를 제공하고, 루틴 상태 전이, 대화 지표 수집, 개인 기준선 생성, 이상 평가를 담당한다. 수행 결과와 일일·세션 지표, 개인 기준선, 현재 이상 상태도 소규모 JSON 파일에 저장한다. 이상이 확정되면 Gmail SMTP 모듈이 설명 이메일을 전송한다.</w:t>
       </w:r>
     </w:p>
     <w:p>
@@ -3315,7 +3053,7 @@
           <w:color w:val="4B4B4B"/>
           <w:sz w:val="16"/>
         </w:rPr>
-        <w:t>CORE DATA</w:t>
+        <w:t>JSON FILE STRUCTURE</w:t>
       </w:r>
     </w:p>
     <w:p>
@@ -3330,15 +3068,13 @@
           <w:color w:val="111111"/>
           <w:sz w:val="20"/>
         </w:rPr>
-        <w:t xml:space="preserve">RoutineDefinition. </w:t>
+        <w:t xml:space="preserve">configuration.json. </w:t>
       </w:r>
       <w:r>
         <w:rPr>
-          <w:rFonts w:ascii="AppleGothic" w:hAnsi="AppleGothic" w:eastAsia="AppleGothic"/>
-          <w:color w:val="111111"/>
-          <w:sz w:val="20"/>
+          <w:b w:val="0"/>
         </w:rPr>
-        <w:t>고유 ID, 이름, 카테고리, 요일, 시각, 유예시간, 재알림 간격, 횟수, 활성 여부를 저장한다.</w:t>
+        <w:t>별도 웹앱에서 입력한 가족사진 파일 경로, 사진별 인물·관계·사건 정보, 루틴 내용·요일·시각·재알림 조건을 저장한다.</w:t>
       </w:r>
     </w:p>
     <w:p>
@@ -3353,15 +3089,13 @@
           <w:color w:val="111111"/>
           <w:sz w:val="20"/>
         </w:rPr>
-        <w:t xml:space="preserve">RoutineOccurrence. </w:t>
+        <w:t xml:space="preserve">activity_metrics.json. </w:t>
       </w:r>
       <w:r>
         <w:rPr>
-          <w:rFonts w:ascii="AppleGothic" w:hAnsi="AppleGothic" w:eastAsia="AppleGothic"/>
-          <w:color w:val="111111"/>
-          <w:sz w:val="20"/>
+          <w:b w:val="0"/>
         </w:rPr>
-        <w:t>예정 시각, 현재 상태, 알림 횟수, 확인 시각, 기록 지연시간을 저장한다.</w:t>
+        <w:t>루틴의 예정 시각과 상태, 확인 시각, 기록 지연시간, 회상 대화의 턴·세션·최근 7일 지표를 저장한다.</w:t>
       </w:r>
     </w:p>
     <w:p>
@@ -3376,107 +3110,13 @@
           <w:color w:val="111111"/>
           <w:sz w:val="20"/>
         </w:rPr>
-        <w:t xml:space="preserve">ConversationTurnMetric. </w:t>
+        <w:t xml:space="preserve">personal_state.json. </w:t>
       </w:r>
       <w:r>
         <w:rPr>
-          <w:rFonts w:ascii="AppleGothic" w:hAnsi="AppleGothic" w:eastAsia="AppleGothic"/>
-          <w:color w:val="111111"/>
-          <w:sz w:val="20"/>
+          <w:b w:val="0"/>
         </w:rPr>
-        <w:t>글자 수, 턴 지속시간, 파생 속도, 무응답 여부를 저장한다.</w:t>
-      </w:r>
-    </w:p>
-    <w:p>
-      <w:pPr>
-        <w:spacing w:line="348" w:lineRule="auto" w:after="140"/>
-        <w:jc w:val="both"/>
-      </w:pPr>
-      <w:r>
-        <w:rPr>
-          <w:rFonts w:ascii="AppleGothic" w:hAnsi="AppleGothic" w:eastAsia="AppleGothic"/>
-          <w:b/>
-          <w:color w:val="111111"/>
-          <w:sz w:val="20"/>
-        </w:rPr>
-        <w:t xml:space="preserve">ConversationSessionMetric. </w:t>
-      </w:r>
-      <w:r>
-        <w:rPr>
-          <w:rFonts w:ascii="AppleGothic" w:hAnsi="AppleGothic" w:eastAsia="AppleGothic"/>
-          <w:color w:val="111111"/>
-          <w:sz w:val="20"/>
-        </w:rPr>
-        <w:t>사용자 턴 수, 총·평균 글자 수, 평균 턴 지속시간, 무응답 횟수를 저장한다.</w:t>
-      </w:r>
-    </w:p>
-    <w:p>
-      <w:pPr>
-        <w:spacing w:line="348" w:lineRule="auto" w:after="140"/>
-        <w:jc w:val="both"/>
-      </w:pPr>
-      <w:r>
-        <w:rPr>
-          <w:rFonts w:ascii="AppleGothic" w:hAnsi="AppleGothic" w:eastAsia="AppleGothic"/>
-          <w:b/>
-          <w:color w:val="111111"/>
-          <w:sz w:val="20"/>
-        </w:rPr>
-        <w:t xml:space="preserve">DailyRoutineVector. </w:t>
-      </w:r>
-      <w:r>
-        <w:rPr>
-          <w:rFonts w:ascii="AppleGothic" w:hAnsi="AppleGothic" w:eastAsia="AppleGothic"/>
-          <w:color w:val="111111"/>
-          <w:sz w:val="20"/>
-        </w:rPr>
-        <w:t>카테고리별 미응답률, 기록 지연시간, 전체 완료율과 연속 미응답을 저장한다.</w:t>
-      </w:r>
-    </w:p>
-    <w:p>
-      <w:pPr>
-        <w:spacing w:line="348" w:lineRule="auto" w:after="140"/>
-        <w:jc w:val="both"/>
-      </w:pPr>
-      <w:r>
-        <w:rPr>
-          <w:rFonts w:ascii="AppleGothic" w:hAnsi="AppleGothic" w:eastAsia="AppleGothic"/>
-          <w:b/>
-          <w:color w:val="111111"/>
-          <w:sz w:val="20"/>
-        </w:rPr>
-        <w:t xml:space="preserve">PersonalBaseline. </w:t>
-      </w:r>
-      <w:r>
-        <w:rPr>
-          <w:rFonts w:ascii="AppleGothic" w:hAnsi="AppleGothic" w:eastAsia="AppleGothic"/>
-          <w:color w:val="111111"/>
-          <w:sz w:val="20"/>
-        </w:rPr>
-        <w:t>초기 루틴·대화 기준과 학습된 개인별 모델을 저장한다.</w:t>
-      </w:r>
-    </w:p>
-    <w:p>
-      <w:pPr>
-        <w:spacing w:line="348" w:lineRule="auto" w:after="140"/>
-        <w:jc w:val="both"/>
-      </w:pPr>
-      <w:r>
-        <w:rPr>
-          <w:rFonts w:ascii="AppleGothic" w:hAnsi="AppleGothic" w:eastAsia="AppleGothic"/>
-          <w:b/>
-          <w:color w:val="111111"/>
-          <w:sz w:val="20"/>
-        </w:rPr>
-        <w:t xml:space="preserve">CurrentAnomalyState. </w:t>
-      </w:r>
-      <w:r>
-        <w:rPr>
-          <w:rFonts w:ascii="AppleGothic" w:hAnsi="AppleGothic" w:eastAsia="AppleGothic"/>
-          <w:color w:val="111111"/>
-          <w:sz w:val="20"/>
-        </w:rPr>
-        <w:t>NORMAL 또는 ANOMALOUS와 현재 설명 근거만 유지한다.</w:t>
+        <w:t>개인별 루틴·대화 기준, 학습된 모델 정보, NORMAL 또는 ANOMALOUS인 현재 상태와 설명 근거를 저장한다.</w:t>
       </w:r>
     </w:p>
     <w:p>
@@ -3490,7 +3130,7 @@
           <w:color w:val="4B4B4B"/>
           <w:sz w:val="16"/>
         </w:rPr>
-        <w:t>DATA NOT RETAINED</w:t>
+        <w:t>CONFIGURATION AND RETENTION</w:t>
       </w:r>
     </w:p>
     <w:p>
@@ -3504,35 +3144,7 @@
           <w:color w:val="111111"/>
           <w:sz w:val="20"/>
         </w:rPr>
-        <w:t>원본 음성, 대화 원문, 과거 이상 이력, 이메일 발송 이력은 저장하지 않는다. 대화 원문은 글자 수를 계산하는 순간에만 일시적으로 사용한다.</w:t>
-      </w:r>
-    </w:p>
-    <w:p>
-      <w:pPr>
-        <w:pStyle w:val="ReportLabel"/>
-      </w:pPr>
-      <w:r>
-        <w:rPr>
-          <w:rFonts w:ascii="AppleGothic" w:hAnsi="AppleGothic" w:eastAsia="AppleGothic"/>
-          <w:b/>
-          <w:color w:val="4B4B4B"/>
-          <w:sz w:val="16"/>
-        </w:rPr>
-        <w:t>MODULE BOUNDARIES</w:t>
-      </w:r>
-    </w:p>
-    <w:p>
-      <w:pPr>
-        <w:keepLines w:val="0"/>
-        <w:jc w:val="both"/>
-      </w:pPr>
-      <w:r>
-        <w:rPr>
-          <w:rFonts w:ascii="AppleGothic" w:hAnsi="AppleGothic" w:eastAsia="AppleGothic"/>
-          <w:color w:val="111111"/>
-          <w:sz w:val="20"/>
-        </w:rPr>
-        <w:t>Routine Scheduler는 현재 시각과 루틴 정의를 바탕으로 REMINDING 수행 건과 재알림 이벤트를 만든다. Routine Recorder는 수행 건 ID가 포함된 버튼 입력을 받아 상태를 CONFIRMED로 바꾼다. Conversation Metrics는 ASR 텍스트와 턴 시간을 수치로 바꾼다. Feature Aggregator는 일일 및 최근 7일 벡터를 생성한다. Anomaly Detector는 개인 기준과 벡터를 평가하고 설명 근거를 만든다. Guardian Notifier는 근거 이메일을 전송한다.</w:t>
+        <w:t>별도 웹앱에서 사진과 관련 정보, 루틴 시간 및 내용을 입력해 구성 JSON을 만든다. 생성된 JSON 파일은 서버의 지정된 파일 영역에 직접 배치하며, 서버는 시작 시 파일을 읽어 설정을 적용한다. 원본 음성, 대화 원문, 과거 이상 이력, 이메일 발송 이력은 저장하지 않는다. 대화 원문은 글자 수 계산에만 일시적으로 사용한다.</w:t>
       </w:r>
     </w:p>
     <w:p>
@@ -3561,338 +3173,6 @@
           <w:color w:val="4B4B4B"/>
           <w:sz w:val="17"/>
         </w:rPr>
-        <w:t>BRANCH INTEGRATION</w:t>
-      </w:r>
-    </w:p>
-    <w:p>
-      <w:pPr>
-        <w:pStyle w:val="Heading1"/>
-        <w:pBdr>
-          <w:bottom w:val="single" w:sz="5" w:space="5" w:color="111111"/>
-        </w:pBdr>
-      </w:pPr>
-      <w:r>
-        <w:rPr>
-          <w:rFonts w:ascii="AppleGothic" w:hAnsi="AppleGothic" w:eastAsia="AppleGothic"/>
-          <w:b/>
-          <w:color w:val="111111"/>
-          <w:sz w:val="34"/>
-        </w:rPr>
-        <w:t>기존 브랜치 반영 계획</w:t>
-      </w:r>
-    </w:p>
-    <w:p>
-      <w:pPr>
-        <w:pStyle w:val="ReportLead"/>
-        <w:keepLines w:val="0"/>
-        <w:jc w:val="both"/>
-      </w:pPr>
-      <w:r>
-        <w:rPr>
-          <w:rFonts w:ascii="AppleGothic" w:hAnsi="AppleGothic" w:eastAsia="AppleGothic"/>
-          <w:color w:val="4B4B4B"/>
-          <w:sz w:val="22"/>
-        </w:rPr>
-        <w:t>#1의 상태 전이 골격과 #11의 이메일 전송 기능 사이에 개인별 지표 집계와 이상 탐지 계층을 추가한다. 두 브랜치를 직접 연결하지 않는 것이 통합의 핵심이다.</w:t>
-      </w:r>
-    </w:p>
-    <w:p>
-      <w:pPr>
-        <w:pStyle w:val="ReportLabel"/>
-      </w:pPr>
-      <w:r>
-        <w:rPr>
-          <w:rFonts w:ascii="AppleGothic" w:hAnsi="AppleGothic" w:eastAsia="AppleGothic"/>
-          <w:b/>
-          <w:color w:val="4B4B4B"/>
-          <w:sz w:val="16"/>
-        </w:rPr>
-        <w:t>BRANCH #1 ROUTINE MONITORING</w:t>
-      </w:r>
-    </w:p>
-    <w:p>
-      <w:pPr>
-        <w:keepLines w:val="0"/>
-        <w:jc w:val="both"/>
-      </w:pPr>
-      <w:r>
-        <w:rPr>
-          <w:rFonts w:ascii="AppleGothic" w:hAnsi="AppleGothic" w:eastAsia="AppleGothic"/>
-          <w:color w:val="111111"/>
-          <w:sz w:val="20"/>
-        </w:rPr>
-        <w:t>시간 비교, 재알림 구조, 식사와 약 카테고리, 기본 설정 검증, 일일 벡터 계산 아이디어는 재사용한다. 상태는 REMINDING, CONFIRMED, NOT_ANSWERED로 재정의하고 버튼 입력만 완료로 처리한다. 이름 대신 고유 ID를 사용하며 반복 요일과 활성 여부를 추가한다.</w:t>
-      </w:r>
-    </w:p>
-    <w:p>
-      <w:pPr>
-        <w:keepLines w:val="0"/>
-        <w:jc w:val="both"/>
-      </w:pPr>
-      <w:r>
-        <w:rPr>
-          <w:rFonts w:ascii="AppleGothic" w:hAnsi="AppleGothic" w:eastAsia="AppleGothic"/>
-          <w:color w:val="111111"/>
-          <w:sz w:val="20"/>
-        </w:rPr>
-        <w:t>answer=False를 CONFIRMED로 처리하는 로직, 개별 미응답에서 즉시 on_deviation을 호출하는 구조, PENDING과 DEVIATED의 기존 의미, 루틴 이름 중복 시 덮어쓰는 메모리 사전 구조는 제외한다. 대화 지표는 글자 수, 턴 시간, 최근 7일 사용자 턴 수 중심으로 단순화하고 루틴 모델과 회상 대화 모델을 분리한다.</w:t>
-      </w:r>
-    </w:p>
-    <w:p>
-      <w:pPr>
-        <w:pStyle w:val="ReportLabel"/>
-      </w:pPr>
-      <w:r>
-        <w:rPr>
-          <w:rFonts w:ascii="AppleGothic" w:hAnsi="AppleGothic" w:eastAsia="AppleGothic"/>
-          <w:b/>
-          <w:color w:val="4B4B4B"/>
-          <w:sz w:val="16"/>
-        </w:rPr>
-        <w:t>BRANCH #11 GUARDIAN ALERT</w:t>
-      </w:r>
-    </w:p>
-    <w:p>
-      <w:pPr>
-        <w:keepLines w:val="0"/>
-        <w:jc w:val="both"/>
-      </w:pPr>
-      <w:r>
-        <w:rPr>
-          <w:rFonts w:ascii="AppleGothic" w:hAnsi="AppleGothic" w:eastAsia="AppleGothic"/>
-          <w:color w:val="111111"/>
-          <w:sz w:val="20"/>
-        </w:rPr>
-        <w:t>JSON 설정 로더, API password 비교, 시간대 검증, SMTP STARTTLS와 한 명의 피보호자·한 명의 보호자 구성은 유지한다. 요청 내용은 자유문자가 아니라 이상 탐지기가 만든 설명으로 제한하고, 메일 본문의 호칭을 서비스 대상에 맞게 수정한다. 동기식 1회 전송, 재시도와 발송 이력 없음이라는 제한도 MVP에서 유지한다.</w:t>
-      </w:r>
-    </w:p>
-    <w:p>
-      <w:pPr>
-        <w:pStyle w:val="ReportLabel"/>
-      </w:pPr>
-      <w:r>
-        <w:rPr>
-          <w:rFonts w:ascii="AppleGothic" w:hAnsi="AppleGothic" w:eastAsia="AppleGothic"/>
-          <w:b/>
-          <w:color w:val="4B4B4B"/>
-          <w:sz w:val="16"/>
-        </w:rPr>
-        <w:t>INTEGRATION CONTRACT</w:t>
-      </w:r>
-    </w:p>
-    <w:p>
-      <w:pPr>
-        <w:keepLines w:val="0"/>
-        <w:jc w:val="both"/>
-      </w:pPr>
-      <w:r>
-        <w:rPr>
-          <w:rFonts w:ascii="AppleGothic" w:hAnsi="AppleGothic" w:eastAsia="AppleGothic"/>
-          <w:color w:val="111111"/>
-          <w:sz w:val="20"/>
-        </w:rPr>
-        <w:t>#1의 개별 수행 결과는 먼저 SQLite에 저장되고 일일 벡터로 집계된다. 이후 규칙과 개인별 모델이 결과를 평가한다. CurrentAnomalyState가 NORMAL에서 ANOMALOUS로 전환되는 경우에만 설명 생성기가 #11 알림 모듈을 호출한다.</w:t>
-      </w:r>
-    </w:p>
-    <w:p>
-      <w:pPr>
-        <w:pageBreakBefore/>
-        <w:spacing w:before="480" w:after="200"/>
-      </w:pPr>
-      <w:r>
-        <w:rPr>
-          <w:rFonts w:ascii="AppleGothic" w:hAnsi="AppleGothic" w:eastAsia="AppleGothic"/>
-          <w:b/>
-          <w:color w:val="858585"/>
-          <w:sz w:val="17"/>
-        </w:rPr>
-        <w:t>10</w:t>
-      </w:r>
-    </w:p>
-    <w:p>
-      <w:pPr>
-        <w:spacing w:after="80"/>
-      </w:pPr>
-      <w:r>
-        <w:rPr>
-          <w:rFonts w:ascii="AppleGothic" w:hAnsi="AppleGothic" w:eastAsia="AppleGothic"/>
-          <w:b/>
-          <w:color w:val="4B4B4B"/>
-          <w:sz w:val="17"/>
-        </w:rPr>
-        <w:t>IMPLEMENTATION AND COMPLETION</w:t>
-      </w:r>
-    </w:p>
-    <w:p>
-      <w:pPr>
-        <w:pStyle w:val="Heading1"/>
-        <w:pBdr>
-          <w:bottom w:val="single" w:sz="5" w:space="5" w:color="111111"/>
-        </w:pBdr>
-      </w:pPr>
-      <w:r>
-        <w:rPr>
-          <w:rFonts w:ascii="AppleGothic" w:hAnsi="AppleGothic" w:eastAsia="AppleGothic"/>
-          <w:b/>
-          <w:color w:val="111111"/>
-          <w:sz w:val="34"/>
-        </w:rPr>
-        <w:t>구현 단계와 완료 기준</w:t>
-      </w:r>
-    </w:p>
-    <w:p>
-      <w:pPr>
-        <w:pStyle w:val="ReportLead"/>
-        <w:keepLines w:val="0"/>
-        <w:jc w:val="both"/>
-      </w:pPr>
-      <w:r>
-        <w:rPr>
-          <w:rFonts w:ascii="AppleGothic" w:hAnsi="AppleGothic" w:eastAsia="AppleGothic"/>
-          <w:color w:val="4B4B4B"/>
-          <w:sz w:val="22"/>
-        </w:rPr>
-        <w:t>구현은 루틴 상태 머신, 버튼 기록, 영속 저장, 회상 대화 지표, 개인 기준선, 이상 탐지, 보호자 알림, 통합 검증의 순서로 진행한다.</w:t>
-      </w:r>
-    </w:p>
-    <w:p>
-      <w:pPr>
-        <w:pStyle w:val="ReportLabel"/>
-      </w:pPr>
-      <w:r>
-        <w:rPr>
-          <w:rFonts w:ascii="AppleGothic" w:hAnsi="AppleGothic" w:eastAsia="AppleGothic"/>
-          <w:b/>
-          <w:color w:val="4B4B4B"/>
-          <w:sz w:val="16"/>
-        </w:rPr>
-        <w:t>IMPLEMENTATION SEQUENCE</w:t>
-      </w:r>
-    </w:p>
-    <w:p>
-      <w:pPr>
-        <w:keepLines w:val="0"/>
-        <w:jc w:val="both"/>
-      </w:pPr>
-      <w:r>
-        <w:rPr>
-          <w:rFonts w:ascii="AppleGothic" w:hAnsi="AppleGothic" w:eastAsia="AppleGothic"/>
-          <w:color w:val="111111"/>
-          <w:sz w:val="20"/>
-        </w:rPr>
-        <w:t>먼저 RoutineDefinition과 세 상태, 시간 전이 및 경계값 테스트를 구현한다. 이어서 수행 건 ID 기반 버튼 확인 API와 완료·미응답 화면 전환을 연결하고, 루틴 수행 결과와 일일 벡터를 SQLite에 저장한다. 다음으로 턴별 글자 수와 시간, 세션 요약, 최근 7일 사용자 턴 수를 구현해 개인 기준선을 만들 수 있는 입력을 완성한다.</w:t>
-      </w:r>
-    </w:p>
-    <w:p>
-      <w:pPr>
-        <w:keepLines w:val="0"/>
-        <w:jc w:val="both"/>
-      </w:pPr>
-      <w:r>
-        <w:rPr>
-          <w:rFonts w:ascii="AppleGothic" w:hAnsi="AppleGothic" w:eastAsia="AppleGothic"/>
-          <w:color w:val="111111"/>
-          <w:sz w:val="20"/>
-        </w:rPr>
-        <w:t>28일 루틴·참여량 기준과 20세션 대화 품질 기준이 준비되면 규칙, 두 개의 Isolation Forest, 지속성 판단과 설명 생성을 구현한다. 마지막으로 #11 SMTP 모듈을 이상 상태 전환 이벤트와 연결하고 시뮬레이션 데이터로 상태, 모델, 이메일의 전체 흐름을 검증한다.</w:t>
-      </w:r>
-    </w:p>
-    <w:p>
-      <w:pPr>
-        <w:pStyle w:val="ReportLabel"/>
-      </w:pPr>
-      <w:r>
-        <w:rPr>
-          <w:rFonts w:ascii="AppleGothic" w:hAnsi="AppleGothic" w:eastAsia="AppleGothic"/>
-          <w:b/>
-          <w:color w:val="4B4B4B"/>
-          <w:sz w:val="16"/>
-        </w:rPr>
-        <w:t>ACCEPTANCE CRITERIA</w:t>
-      </w:r>
-    </w:p>
-    <w:p>
-      <w:pPr>
-        <w:keepLines w:val="0"/>
-        <w:jc w:val="both"/>
-      </w:pPr>
-      <w:r>
-        <w:rPr>
-          <w:rFonts w:ascii="AppleGothic" w:hAnsi="AppleGothic" w:eastAsia="AppleGothic"/>
-          <w:color w:val="111111"/>
-          <w:sz w:val="20"/>
-        </w:rPr>
-        <w:t>예정 시각의 최초 안내는 정확히 한 번 발생하고 재알림 횟수에 포함되지 않아야 한다. 버튼 터치만 CONFIRMED를 만들고 응답 기한이 지난 입력은 거절해야 한다. 마지막 재알림 후 입력이 없으면 NOT_ANSWERED가 되고 화면은 별도 경고 없이 기본 화면으로 복귀해야 한다. 한 건의 NOT_ANSWERED는 이메일을 발생시키지 않아야 한다.</w:t>
-      </w:r>
-    </w:p>
-    <w:p>
-      <w:pPr>
-        <w:keepLines w:val="0"/>
-        <w:jc w:val="both"/>
-      </w:pPr>
-      <w:r>
-        <w:rPr>
-          <w:rFonts w:ascii="AppleGothic" w:hAnsi="AppleGothic" w:eastAsia="AppleGothic"/>
-          <w:color w:val="111111"/>
-          <w:sz w:val="20"/>
-        </w:rPr>
-        <w:t>동일 루틴 3회 연속 NOT_ANSWERED는 콜드 스타트 이상 근거를 만들어야 한다. 루틴 모델은 28일 전, 대화 품질 모델은 20세션 전에 활성화되면 안 된다. 루틴과 회상 대화는 서로 다른 특성 집합과 모델을 사용해야 한다. 최근 7일 사용자 턴 수와 28일 개인 기준의 감소율이 정확해야 하며, 이상 이메일에는 현재 값, 개인 기준, 변화 근거만 포함돼야 한다. 테스트, linter, 타입 검사는 모두 통과해야 한다.</w:t>
-      </w:r>
-    </w:p>
-    <w:p>
-      <w:pPr>
-        <w:pStyle w:val="ReportLabel"/>
-      </w:pPr>
-      <w:r>
-        <w:rPr>
-          <w:rFonts w:ascii="AppleGothic" w:hAnsi="AppleGothic" w:eastAsia="AppleGothic"/>
-          <w:b/>
-          <w:color w:val="4B4B4B"/>
-          <w:sz w:val="16"/>
-        </w:rPr>
-        <w:t>EDGE CASES</w:t>
-      </w:r>
-    </w:p>
-    <w:p>
-      <w:pPr>
-        <w:keepLines w:val="0"/>
-        <w:jc w:val="both"/>
-      </w:pPr>
-      <w:r>
-        <w:rPr>
-          <w:rFonts w:ascii="AppleGothic" w:hAnsi="AppleGothic" w:eastAsia="AppleGothic"/>
-          <w:color w:val="111111"/>
-          <w:sz w:val="20"/>
-        </w:rPr>
-        <w:t>유예시간 경계와 정확히 같은 시각에는 첫 재알림이 한 번만 발생해야 한다. 마지막 재알림 직전의 버튼 터치는 CONFIRMED로 끝나야 한다. NOT_ANSWERED 이후 오래된 화면에서 누른 버튼은 상태를 바꾸지 않아야 한다. 같은 이름의 루틴 두 개는 고유 ID로 독립 관리해야 한다. 회상 대화에서 응 한마디는 ASR 결과가 있으면 사용자 한 턴으로 계산해야 한다. 7일 턴 수가 50% 감소했더라도 차이가 9턴이면 절대 감소 조건을 충족하지 않으므로 이상으로 확정하면 안 된다. 이상 상태를 매일 재평가해도 이메일은 추가로 발송되지 않아야 한다.</w:t>
-      </w:r>
-    </w:p>
-    <w:p>
-      <w:pPr>
-        <w:pageBreakBefore/>
-        <w:spacing w:before="480" w:after="200"/>
-      </w:pPr>
-      <w:r>
-        <w:rPr>
-          <w:rFonts w:ascii="AppleGothic" w:hAnsi="AppleGothic" w:eastAsia="AppleGothic"/>
-          <w:b/>
-          <w:color w:val="858585"/>
-          <w:sz w:val="17"/>
-        </w:rPr>
-        <w:t>11</w:t>
-      </w:r>
-    </w:p>
-    <w:p>
-      <w:pPr>
-        <w:spacing w:after="80"/>
-      </w:pPr>
-      <w:r>
-        <w:rPr>
-          <w:rFonts w:ascii="AppleGothic" w:hAnsi="AppleGothic" w:eastAsia="AppleGothic"/>
-          <w:b/>
-          <w:color w:val="4B4B4B"/>
-          <w:sz w:val="17"/>
-        </w:rPr>
         <w:t>EDUCATIONAL VALUE</w:t>
       </w:r>
     </w:p>
@@ -3925,7 +3205,7 @@
           <w:color w:val="4B4B4B"/>
           <w:sz w:val="22"/>
         </w:rPr>
-        <w:t>프로젝트는 단순한 버튼과 타이머에서 시작해 상태 머신, 특징 벡터, 개인별 이상 탐지, 설명 가능한 알림까지 단계적으로 확장할 수 있는 교육 사례다.</w:t>
+        <w:t>프로젝트는 가족사진 기반 회상 활동으로 치매 예방을 지원하면서, 단순한 버튼과 타이머에서 상태 머신, 특징 벡터, 개인별 이상 탐지, 설명 가능한 보호자 알림까지 단계적으로 확장할 수 있는 교육 사례다.</w:t>
       </w:r>
     </w:p>
     <w:p>
@@ -3986,11 +3266,9 @@
       </w:r>
       <w:r>
         <w:rPr>
-          <w:rFonts w:ascii="AppleGothic" w:hAnsi="AppleGothic" w:eastAsia="AppleGothic"/>
-          <w:color w:val="111111"/>
-          <w:sz w:val="20"/>
+          <w:b w:val="0"/>
         </w:rPr>
-        <w:t>친숙한 가족사진 액자와 큰 버튼을 통해 일상 루틴을 보조받고 사진 기반 정서적 상호작용을 경험한다.</w:t>
+        <w:t>친숙한 가족사진으로 기억을 자연스럽게 떠올리는 회상 대화를 이어가며 정서적·인지적 자극을 통해 치매 예방을 지원받고, 큰 버튼으로 일상 루틴을 간단히 기록한다.</w:t>
       </w:r>
     </w:p>
     <w:p>
@@ -4009,11 +3287,9 @@
       </w:r>
       <w:r>
         <w:rPr>
-          <w:rFonts w:ascii="AppleGothic" w:hAnsi="AppleGothic" w:eastAsia="AppleGothic"/>
-          <w:color w:val="111111"/>
-          <w:sz w:val="20"/>
+          <w:b w:val="0"/>
         </w:rPr>
-        <w:t>모든 미응답이 아니라 개인 패턴에서 충분히 벗어나 지속된 경우에만 관찰 근거를 받는다.</w:t>
+        <w:t>모든 미응답이 아니라 개인 패턴에서 충분히 벗어난 이상 징후가 지속된 경우에만 관찰 근거를 빠르게 전달받는다.</w:t>
       </w:r>
     </w:p>
     <w:p>
@@ -4041,29 +3317,6 @@
     </w:p>
     <w:p>
       <w:pPr>
-        <w:spacing w:line="348" w:lineRule="auto" w:after="140"/>
-        <w:jc w:val="both"/>
-      </w:pPr>
-      <w:r>
-        <w:rPr>
-          <w:rFonts w:ascii="AppleGothic" w:hAnsi="AppleGothic" w:eastAsia="AppleGothic"/>
-          <w:b/>
-          <w:color w:val="111111"/>
-          <w:sz w:val="20"/>
-        </w:rPr>
-        <w:t xml:space="preserve">개발. </w:t>
-      </w:r>
-      <w:r>
-        <w:rPr>
-          <w:rFonts w:ascii="AppleGothic" w:hAnsi="AppleGothic" w:eastAsia="AppleGothic"/>
-          <w:color w:val="111111"/>
-          <w:sz w:val="20"/>
-        </w:rPr>
-        <w:t>#1 상태 로직과 #11 이메일 기능을 명확한 지표·분석 계층으로 연결한다.</w:t>
-      </w:r>
-    </w:p>
-    <w:p>
-      <w:pPr>
         <w:pStyle w:val="ReportLabel"/>
       </w:pPr>
       <w:r>
@@ -4087,7 +3340,7 @@
           <w:color w:val="111111"/>
           <w:sz w:val="20"/>
         </w:rPr>
-        <w:t>기기가 정해진 루틴을 정확한 시간 규칙으로 안내하고 버튼 기록을 상태로 남기며, 루틴과 회상 대화의 개인별 기준선에서 충분히 지속된 이상만 설명 가능한 근거와 함께 보호자에게 전달하면 MVP의 목표를 달성한 것으로 본다.</w:t>
+        <w:t>기기가 가족사진 기반 회상 대화를 꾸준히 제공해 치매 예방 활동을 지원하고, 정해진 루틴을 정확한 시간 규칙으로 안내하며, 개인별 기준선에서 충분히 지속된 이상 징후를 설명 가능한 근거와 함께 보호자에게 빠르게 전달하면 MVP의 목표를 달성한 것으로 본다.</w:t>
       </w:r>
     </w:p>
     <w:p>
@@ -4148,7 +3401,7 @@
           <w:color w:val="4B4B4B"/>
           <w:sz w:val="22"/>
         </w:rPr>
-        <w:t>다음 항목은 기획 논의를 통해 확정된 MVP의 기준이며 구현과 테스트의 우선 근거로 사용한다.</w:t>
+        <w:t>다음 항목은 기획 논의를 통해 확정된 MVP의 기준이며 설계와 개발의 우선 근거로 사용한다.</w:t>
       </w:r>
     </w:p>
     <w:p>
@@ -4439,15 +3692,13 @@
           <w:color w:val="111111"/>
           <w:sz w:val="20"/>
         </w:rPr>
-        <w:t xml:space="preserve">저장 제외. </w:t>
+        <w:t xml:space="preserve">JSON 구성과 저장. </w:t>
       </w:r>
       <w:r>
         <w:rPr>
-          <w:rFonts w:ascii="AppleGothic" w:hAnsi="AppleGothic" w:eastAsia="AppleGothic"/>
-          <w:color w:val="111111"/>
-          <w:sz w:val="20"/>
+          <w:b w:val="0"/>
         </w:rPr>
-        <w:t>원본 음성, 대화 원문, 이상 이력, 이메일 이력을 저장하지 않는다.</w:t>
+        <w:t>회상 대화용 사진·정보와 루틴 설정은 별도 웹앱이 만든 JSON을 서버에 직접 배치하고, 수행·대화 지표와 개인 기준선도 JSON으로 저장한다. 원본 음성, 대화 원문, 이상 이력, 이메일 이력은 저장하지 않는다.</w:t>
       </w:r>
     </w:p>
     <w:p>

--- a/output/doc/Reminiscence_프로젝트_확정_기획안.docx
+++ b/output/doc/Reminiscence_프로젝트_확정_기획안.docx
@@ -92,7 +92,7 @@
           <w:color w:val="858585"/>
           <w:sz w:val="15"/>
         </w:rPr>
-        <w:t>VERSION 1.2  /  2026-07-26</w:t>
+        <w:t>VERSION 1.3  /  2026-07-26</w:t>
       </w:r>
     </w:p>
     <w:p>
@@ -1527,7 +1527,7 @@
           <w:color w:val="4B4B4B"/>
           <w:sz w:val="22"/>
         </w:rPr>
-        <w:t>MVP는 한 대의 기기에서 한 명의 어르신과 한 명의 보호자를 지원한다. 회상 대화, 일상 루틴 안내, 개인별 이상 징후 알림을 하나의 흐름으로 제공한다.</w:t>
+        <w:t>MVP는 한 대의 태블릿에서 한 명의 어르신을 지원하고, 한 대의 Raspberry Pi 서버가 한 명의 보호자 연결 정보를 관리한다. 태블릿 웹앱과 FastAPI 백엔드는 회상 대화, 일상 루틴 안내, 개인별 이상 징후 알림을 하나의 흐름으로 제공한다.</w:t>
       </w:r>
     </w:p>
     <w:p>
@@ -1564,7 +1564,7 @@
           <w:color w:val="111111"/>
           <w:sz w:val="20"/>
         </w:rPr>
-        <w:t>기기의 루틴 안내를 확인하고 실제 식사 또는 복약 후 기록 버튼을 터치한다. 정해진 시각에 권유되는 회상 대화에 참여하거나 같은 날 원하는 시간에 자발적으로 대화를 시작한다.</w:t>
+        <w:t>태블릿 웹앱의 루틴 안내를 확인하고 실제 식사 또는 복약 후 기록 버튼을 터치한다. 정해진 시각에 권유되는 회상 대화에 참여하거나 같은 날 원하는 시간에 자발적으로 대화를 시작한다.</w:t>
       </w:r>
     </w:p>
     <w:p>
@@ -1613,7 +1613,7 @@
           <w:color w:val="111111"/>
           <w:sz w:val="20"/>
         </w:rPr>
-        <w:t>MVP에는 가족사진 기본 화면, 식사·약 복용 루틴, 버튼 기반 수행 기록, 재알림, 가족사진 기반 회상 대화, 턴 단위 음성 지표, JSON 파일 저장, 규칙 기반 콜드 스타트, 개인별 Isolation Forest, 이상 근거 이메일이 포함된다.</w:t>
+        <w:t>MVP에는 태블릿의 가족사진 기본 화면, 식사·약 복용 루틴, 버튼 기반 수행 기록, 재알림, 브라우저 TTS 음성 안내, 가족사진 기반 회상 대화, 턴 단위 음성 지표, JSON 파일 저장, 규칙 기반 콜드 스타트, 개인별 Isolation Forest, 이상 근거 이메일이 포함된다.</w:t>
       </w:r>
     </w:p>
     <w:p>
@@ -1641,7 +1641,7 @@
           <w:color w:val="111111"/>
           <w:sz w:val="20"/>
         </w:rPr>
-        <w:t>다중 사용자와 다중 보호자, 복잡한 의료 처방, 기기 장애와 오프라인 복구, ASR 품질 판정, 이메일 재시도와 수신 확인, 과거 이상 이력과 발송 이력, 원본 음성 및 대화 원문 장기 저장은 범위에서 제외한다. 프로토타입에서는 기기가 항상 정상 작동해 예정된 안내를 표시할 수 있다고 가정한다.</w:t>
+        <w:t>다중 사용자와 다중 보호자, 복잡한 의료 처방, 태블릿·서버 장애와 오프라인 복구, ASR·TTS 품질 판정, 서버 측 음성 파일 합성, 이메일 재시도와 수신 확인, 과거 이상 이력과 발송 이력, 원본 음성 및 대화 원문 장기 저장은 범위에서 제외한다. 프로토타입에서는 태블릿과 Raspberry Pi 서버가 같은 네트워크에서 정상 작동한다고 가정한다.</w:t>
       </w:r>
     </w:p>
     <w:p>
@@ -1730,7 +1730,7 @@
           <w:color w:val="4B4B4B"/>
           <w:sz w:val="22"/>
         </w:rPr>
-        <w:t>모든 흐름은 가족사진 기본 화면에서 시작하고 끝난다. 안내가 종료되면 추가 경고 문구 없이 기본 화면으로 복귀해 기기가 일상 공간의 액자 역할을 유지하도록 한다.</w:t>
+        <w:t>모든 흐름은 태블릿 웹앱의 가족사진 기본 화면에서 시작하고 끝난다. 안내가 종료되면 추가 경고 문구 없이 기본 화면으로 복귀해 태블릿이 일상 공간의 액자 역할을 유지하도록 한다.</w:t>
       </w:r>
     </w:p>
     <w:p>
@@ -1758,7 +1758,7 @@
           <w:color w:val="111111"/>
           <w:sz w:val="20"/>
         </w:rPr>
-        <w:t>평상시 화면에는 날짜와 가족사진을 표시한다. 루틴이나 회상 대화 권유가 없는 동안 사용자에게 별도의 조작을 요구하지 않는다.</w:t>
+        <w:t>태블릿의 평상시 화면에는 날짜와 가족사진을 표시한다. 루틴이나 회상 대화 권유가 없는 동안 사용자에게 별도의 조작을 요구하지 않는다.</w:t>
       </w:r>
     </w:p>
     <w:p>
@@ -1786,7 +1786,7 @@
           <w:color w:val="111111"/>
           <w:sz w:val="20"/>
         </w:rPr>
-        <w:t>예정 시각이 되면 기기는 루틴 이름과 수행 안내를 표시하고 음성으로 최초 안내를 출력한다. 화면에는 식사 기록하기 또는 아침 약 기록하기와 같은 큰 버튼을 제공한다. 사용자는 실제 수행을 마친 후 버튼을 누른다. 입력이 없으면 유예시간 이후부터 재알림 간격에 맞춰 같은 내용을 다시 말한다.</w:t>
+        <w:t>예정 시각이 되면 FastAPI 서버는 루틴 이름, 수행 안내 문구, TTS에 사용할 spoken_text를 태블릿에 제공한다. 태블릿 웹앱은 안내를 표시하고 브라우저 TTS로 최초 안내를 출력하며, 식사 기록하기 또는 아침 약 기록하기와 같은 큰 버튼을 제공한다. 사용자는 실제 수행을 마친 후 버튼을 누른다. 입력이 없으면 유예시간 이후부터 재알림 간격에 맞춰 같은 내용을 다시 말한다.</w:t>
       </w:r>
     </w:p>
     <w:p>
@@ -1800,7 +1800,7 @@
           <w:color w:val="111111"/>
           <w:sz w:val="20"/>
         </w:rPr>
-        <w:t>버튼을 누르면 기록 완료 화면을 잠시 표시한 뒤 가족사진 화면으로 돌아간다. 최대 재알림과 마지막 대기시간이 끝나도 버튼 입력이 없으면 해당 수행 건을 NOT_ANSWERED로 확정하고 문구 없이 기본 화면으로 복귀한다. 이후 오래된 버튼 입력은 받지 않는다. 이는 늦은 복약 기록이 다음 루틴에 영향을 주거나 기기가 늦은 복약을 암묵적으로 권장하는 상황을 막기 위한 결정이다.</w:t>
+        <w:t>버튼을 누르면 태블릿은 기록 완료 화면을 잠시 표시한 뒤 가족사진 화면으로 돌아간다. 최대 재알림과 마지막 대기시간이 끝나도 버튼 입력이 없으면 서버는 해당 수행 건을 NOT_ANSWERED로 확정하고, 태블릿은 문구 없이 기본 화면으로 복귀한다. 이후 오래된 버튼 입력은 받지 않는다. 이는 늦은 복약 기록이 다음 루틴에 영향을 주거나 시스템이 늦은 복약을 암묵적으로 권장하는 상황을 막기 위한 결정이다.</w:t>
       </w:r>
     </w:p>
     <w:p>
@@ -1828,7 +1828,7 @@
           <w:color w:val="111111"/>
           <w:sz w:val="20"/>
         </w:rPr>
-        <w:t>설정된 시각에 기기는 사진을 보며 이야기해 볼 것을 권유한다. 사용자가 즉시 시작하지 않아도 미참여로 확정하지 않는다. 같은 날 늦게 자발적으로 회상 대화를 시작하면 정상 참여로 인정한다. 대화는 사진 속 인물이나 사건을 사실로 단정하지 않고 기억을 강요하지 않는 개방형 질문으로 진행한다.</w:t>
+        <w:t>설정된 시각에 서버는 사진을 보며 이야기해 볼 것을 권유하는 문구와 spoken_text를 제공하고, 태블릿 웹앱은 이를 표시하고 TTS로 읽는다. 사용자가 즉시 시작하지 않아도 미참여로 확정하지 않는다. 같은 날 늦게 자발적으로 회상 대화를 시작하면 정상 참여로 인정한다. 대화는 사진 속 인물이나 사건을 사실로 단정하지 않고 기억을 강요하지 않는 개방형 질문으로 진행한다.</w:t>
       </w:r>
     </w:p>
     <w:p>
@@ -2028,7 +2028,7 @@
           <w:color w:val="111111"/>
           <w:sz w:val="20"/>
         </w:rPr>
-        <w:t>REMINDING에서 버튼이 눌리면 CONFIRMED로 전환하고 이후 재알림을 중단한다. 재알림 시각이 도래했지만 남은 횟수가 있으면 상태를 유지한 채 문구와 음성을 다시 출력한다. 최대 횟수가 끝난 뒤 한 간격 동안 입력이 없으면 NOT_ANSWERED로 전환한다. NOT_ANSWERED 이후 들어오는 버튼 입력은 상태를 바꾸지 않고 거절한다.</w:t>
+        <w:t>REMINDING에서 버튼이 눌리면 CONFIRMED로 전환하고 이후 재알림을 중단한다. 재알림 시각이 도래했지만 남은 횟수가 있으면 상태를 유지한 채 태블릿에 문구와 spoken_text를 다시 제공한다. 최대 횟수가 끝난 뒤 한 간격 동안 입력이 없으면 NOT_ANSWERED로 전환한다. NOT_ANSWERED 이후 들어오는 버튼 입력은 상태를 바꾸지 않고 거절한다.</w:t>
       </w:r>
     </w:p>
     <w:p>
@@ -2261,7 +2261,7 @@
           <w:color w:val="4B4B4B"/>
           <w:sz w:val="22"/>
         </w:rPr>
-        <w:t>루틴 완료 입력에서는 음성을 사용하지 않지만 회상 대화에서는 마이크와 ASR을 사용한다. 다만 품질을 추정하는 복잡한 신호 대신 직접 관찰 가능한 글자 수와 시간만 기록한다.</w:t>
+        <w:t>루틴 완료 입력에서는 음성을 사용하지 않지만 회상 대화에서는 태블릿 마이크, ASR, TTS를 사용한다. 서버는 AI 질문의 spoken_text를 제공하고 태블릿은 이를 읽으며, 사용자의 음성은 ASR 결과에서 직접 관찰 가능한 글자 수와 시간만 지표로 기록한다.</w:t>
       </w:r>
     </w:p>
     <w:p>
@@ -2289,7 +2289,7 @@
           <w:color w:val="111111"/>
           <w:sz w:val="20"/>
         </w:rPr>
-        <w:t>AI는 가족사진을 바탕으로 열린 질문을 제공한다. 사진 속 인물이나 사건을 사실로 단정하지 않고 사용자의 기억을 교정하거나 강요하지 않는다. 대화 참여는 선택 사항이며 정시 권유를 무시해도 즉시 이상으로 판단하지 않는다.</w:t>
+        <w:t>AI는 가족사진을 바탕으로 열린 질문과 TTS용 spoken_text를 제공한다. 사진 속 인물이나 사건을 사실로 단정하지 않고 사용자의 기억을 교정하거나 강요하지 않는다. 대화 참여는 선택 사항이며 정시 권유를 무시해도 즉시 이상으로 판단하지 않는다.</w:t>
       </w:r>
     </w:p>
     <w:p>
@@ -2451,7 +2451,7 @@
           <w:color w:val="111111"/>
           <w:sz w:val="20"/>
         </w:rPr>
-        <w:t>마이크 품질 점수나 ASR confidence를 사용하지 않으며 품질이 낮다고 추정되는 세션을 자동 제외하지 않는다. 대화 원문은 글자 수 계산에만 일시적으로 사용하고 장기 저장하지 않는다.</w:t>
+        <w:t>마이크 품질 점수나 ASR confidence를 사용하지 않으며 품질이 낮다고 추정되는 세션을 자동 제외하지 않는다. 브라우저 TTS의 음질도 평가 지표로 사용하지 않는다. 원본 음성과 대화 원문은 글자 수 계산에만 일시적으로 사용하고 장기 저장하지 않는다.</w:t>
       </w:r>
     </w:p>
     <w:p>
@@ -3011,7 +3011,7 @@
           <w:color w:val="4B4B4B"/>
           <w:sz w:val="22"/>
         </w:rPr>
-        <w:t>Raspberry Pi 기기, FastAPI 백엔드, JSON 파일 저장소, 두 개의 개인별 이상 탐지 모델, Gmail SMTP 알림 모듈로 시스템을 구성한다.</w:t>
+        <w:t>태블릿 웹앱, Raspberry Pi FastAPI 서버, JSON 파일 저장소, ASR, 브라우저 TTS, 두 개의 개인별 이상 탐지 모델, Gmail SMTP 알림 모듈로 시스템을 구성한다.</w:t>
       </w:r>
     </w:p>
     <w:p>
@@ -3039,7 +3039,21 @@
           <w:color w:val="111111"/>
           <w:sz w:val="20"/>
         </w:rPr>
-        <w:t>Raspberry Pi는 디스플레이, 마이크, 스피커를 통해 가족사진 화면, 루틴 안내, 버튼 입력, 회상 대화를 제공한다. FastAPI 애플리케이션은 서버 파일 영역의 JSON을 읽어 사진과 회상 정보를 제공하고, 루틴 상태 전이, 대화 지표 수집, 개인 기준선 생성, 이상 평가를 담당한다. 수행 결과와 일일·세션 지표, 개인 기준선, 현재 이상 상태도 소규모 JSON 파일에 저장한다. 이상이 확정되면 Gmail SMTP 모듈이 설명 이메일을 전송한다.</w:t>
+        <w:t>태블릿 웹앱은 디스플레이, 마이크, 스피커를 통해 가족사진 화면, 루틴 안내, 버튼 입력, 회상 대화를 제공한다. Raspberry Pi의 FastAPI 애플리케이션은 서버 파일 영역의 JSON을 읽어 사진과 회상 정보를 제공하고, 루틴 상태 전이, 대화 지표 수집, 개인 기준선 생성, 이상 평가를 담당한다. 수행 결과와 일일·세션 지표, 개인 기준선, 현재 이상 상태도 소규모 JSON 파일에 저장한다. 이상이 확정되면 Gmail SMTP 모듈이 설명 이메일을 전송한다.</w:t>
+      </w:r>
+    </w:p>
+    <w:p>
+      <w:pPr>
+        <w:pStyle w:val="ReportLabel"/>
+      </w:pPr>
+      <w:r>
+        <w:t>CLIENT AND TTS</w:t>
+      </w:r>
+    </w:p>
+    <w:p>
+      <w:pPr/>
+      <w:r>
+        <w:t>웹앱은 태블릿 브라우저에서 실행하며 정적 파일을 Raspberry Pi에서 제공할지 Vercel과 같은 별도 호스팅을 사용할지는 프론트엔드 단계에서 결정한다. 백엔드는 호스팅 방식과 무관하게 화면 문구와 spoken_text를 같은 응답에 제공한다. MVP는 태블릿 브라우저 TTS로 spoken_text를 합성하며, 이후 서버 TTS 공급자를 추가하더라도 도메인 API 계약은 유지한다.</w:t>
       </w:r>
     </w:p>
     <w:p>
@@ -3340,7 +3354,7 @@
           <w:color w:val="111111"/>
           <w:sz w:val="20"/>
         </w:rPr>
-        <w:t>기기가 가족사진 기반 회상 대화를 꾸준히 제공해 치매 예방 활동을 지원하고, 정해진 루틴을 정확한 시간 규칙으로 안내하며, 개인별 기준선에서 충분히 지속된 이상 징후를 설명 가능한 근거와 함께 보호자에게 빠르게 전달하면 MVP의 목표를 달성한 것으로 본다.</w:t>
+        <w:t>태블릿 웹앱이 가족사진 기반 회상 대화를 꾸준히 제공해 치매 예방 활동을 지원하고, Raspberry Pi 서버가 정해진 루틴을 정확한 시간 규칙으로 관리하며, 개인별 기준선에서 충분히 지속된 이상 징후를 설명 가능한 근거와 함께 보호자에게 빠르게 전달하면 MVP의 목표를 달성한 것으로 본다.</w:t>
       </w:r>
     </w:p>
     <w:p>
@@ -3678,6 +3692,30 @@
           <w:sz w:val="20"/>
         </w:rPr>
         <w:t>사용자 턴 수, 글자 수, 턴 지속시간, 무응답을 사용한다.</w:t>
+      </w:r>
+    </w:p>
+    <w:p>
+      <w:pPr/>
+      <w:r>
+        <w:rPr>
+          <w:b/>
+        </w:rPr>
+        <w:t xml:space="preserve">음성 출력. </w:t>
+      </w:r>
+      <w:r>
+        <w:t>백엔드는 루틴 안내와 AI 질문에 표시 문구와 spoken_text를 함께 제공하고 태블릿 브라우저 TTS가 이를 읽는다. 서버 측 음성 파일 생성과 특정 TTS 공급자 종속은 MVP에서 제외한다.</w:t>
+      </w:r>
+    </w:p>
+    <w:p>
+      <w:pPr/>
+      <w:r>
+        <w:rPr>
+          <w:b/>
+        </w:rPr>
+        <w:t xml:space="preserve">실행 구조. </w:t>
+      </w:r>
+      <w:r>
+        <w:t>사용자 화면과 마이크·스피커는 태블릿 웹앱이 담당하고, Raspberry Pi는 FastAPI와 JSON 저장·스케줄러·ASR·이상 탐지·이메일을 담당한다. 웹앱 호스팅 위치는 백엔드 범위에서 확정하지 않는다.</w:t>
       </w:r>
     </w:p>
     <w:p>
@@ -4125,12 +4163,12 @@
     <w:rsid w:val="00FC693F"/>
     <w:pPr>
       <w:widowControl/>
-      <w:spacing w:line="360" w:lineRule="auto" w:after="160"/>
+      <w:spacing w:line="240" w:lineRule="auto" w:after="60"/>
     </w:pPr>
     <w:rPr>
       <w:rFonts w:ascii="AppleGothic" w:hAnsi="AppleGothic" w:eastAsia="AppleGothic"/>
       <w:color w:val="111111"/>
-      <w:sz w:val="20"/>
+      <w:sz w:val="19"/>
     </w:rPr>
   </w:style>
   <w:style w:type="paragraph" w:styleId="Header">
@@ -4520,7 +4558,7 @@
       <w:numPr>
         <w:ilvl w:val="1"/>
       </w:numPr>
-      <w:spacing w:before="0" w:after="240"/>
+      <w:spacing w:before="0" w:after="200"/>
     </w:pPr>
     <w:rPr>
       <w:rFonts w:asciiTheme="majorHAnsi" w:eastAsiaTheme="majorEastAsia" w:hAnsiTheme="majorHAnsi" w:cstheme="majorBidi" w:ascii="AppleGothic" w:hAnsi="AppleGothic" w:eastAsia="AppleGothic"/>
@@ -15824,12 +15862,12 @@
   <w:style w:type="paragraph" w:customStyle="1" w:styleId="ReportLead">
     <w:name w:val="Report Lead"/>
     <w:pPr>
-      <w:spacing w:line="372" w:lineRule="auto" w:after="360"/>
+      <w:spacing w:line="300" w:lineRule="auto" w:after="160"/>
     </w:pPr>
     <w:rPr>
       <w:rFonts w:ascii="AppleGothic" w:hAnsi="AppleGothic" w:eastAsia="AppleGothic"/>
       <w:color w:val="4B4B4B"/>
-      <w:sz w:val="22"/>
+      <w:sz w:val="21"/>
     </w:rPr>
   </w:style>
   <w:style w:type="paragraph" w:customStyle="1" w:styleId="ReportLabel">
